--- a/Daily Reports/06_09_2026-CBOT Reports.docx
+++ b/Daily Reports/06_09_2026-CBOT Reports.docx
@@ -104,7 +104,7 @@
           <w:color w:val="5C768D"/>
           <w:sz w:val="19"/>
         </w:rPr>
-        <w:t>Cập nhật tự động qua `macro_tracker.py` vào lúc 08:19 ICT ngày 06/09/2026</w:t>
+        <w:t>Cập nhật tự động qua `macro_tracker.py` vào lúc 09:19 ICT ngày 06/09/2026</w:t>
       </w:r>
     </w:p>
     <w:tbl>
@@ -1306,7 +1306,7 @@
           <w:color w:val="5C768D"/>
           <w:sz w:val="19"/>
         </w:rPr>
-        <w:t>Cập nhật tự động lúc 08:19 ICT ngày 06/09/2026 — Nguồn: NOAA, USDA, BOM Australia</w:t>
+        <w:t>Cập nhật tự động lúc 09:19 ICT ngày 06/09/2026 — Nguồn: NOAA, USDA, BOM Australia</w:t>
       </w:r>
     </w:p>
     <w:p>

--- a/Daily Reports/06_09_2026-CBOT Reports.docx
+++ b/Daily Reports/06_09_2026-CBOT Reports.docx
@@ -104,7 +104,7 @@
           <w:color w:val="5C768D"/>
           <w:sz w:val="19"/>
         </w:rPr>
-        <w:t>Cập nhật tự động qua `macro_tracker.py` vào lúc 09:19 ICT ngày 06/09/2026</w:t>
+        <w:t>Cập nhật tự động qua `macro_tracker.py` vào lúc 11:06 ICT ngày 06/09/2026</w:t>
       </w:r>
     </w:p>
     <w:tbl>
@@ -344,7 +344,7 @@
               <w:rPr>
                 <w:b/>
               </w:rPr>
-              <w:t>+0.80%</w:t>
+              <w:t>+0.00%</w:t>
             </w:r>
           </w:p>
         </w:tc>
@@ -473,7 +473,7 @@
               <w:rPr>
                 <w:b/>
               </w:rPr>
-              <w:t>+0.16%</w:t>
+              <w:t>+0.00%</w:t>
             </w:r>
           </w:p>
         </w:tc>
@@ -1218,7 +1218,7 @@
         <w:rPr>
           <w:b/>
         </w:rPr>
-        <w:t>`96.28` (+0.80%)</w:t>
+        <w:t>`96.28` (+0.00%)</w:t>
       </w:r>
       <w:r>
         <w:t xml:space="preserve"> | DXY: </w:t>
@@ -1227,7 +1227,7 @@
         <w:rPr>
           <w:b/>
         </w:rPr>
-        <w:t>`99.16` (+0.16%)</w:t>
+        <w:t>`99.16` (+0.00%)</w:t>
       </w:r>
       <w:r>
         <w:t xml:space="preserve"> | Lúa mì CBOT: </w:t>
@@ -1236,7 +1236,7 @@
         <w:rPr>
           <w:b/>
         </w:rPr>
-        <w:t>`734.00` (-2.72%)</w:t>
+        <w:t>`734.00` (+0.00%)</w:t>
       </w:r>
       <w:r>
         <w:t>.</w:t>
@@ -1306,7 +1306,7 @@
           <w:color w:val="5C768D"/>
           <w:sz w:val="19"/>
         </w:rPr>
-        <w:t>Cập nhật tự động lúc 09:19 ICT ngày 06/09/2026 — Nguồn: NOAA, USDA, BOM Australia</w:t>
+        <w:t>Cập nhật tự động lúc 11:06 ICT ngày 06/09/2026 — Nguồn: NOAA, USDA, BOM Australia</w:t>
       </w:r>
     </w:p>
     <w:p>
@@ -3605,7 +3605,7 @@
               <w:rPr>
                 <w:b/>
               </w:rPr>
-              <w:t>538.42 (+1.67)</w:t>
+              <w:t>538.37 (+1.62)</w:t>
             </w:r>
           </w:p>
         </w:tc>
@@ -3853,7 +3853,7 @@
               <w:rPr>
                 <w:b/>
               </w:rPr>
-              <w:t>736.88 (+2.88)</w:t>
+              <w:t>737.04 (+3.04)</w:t>
             </w:r>
           </w:p>
         </w:tc>
@@ -11614,10 +11614,10 @@
         <w:rPr>
           <w:b/>
         </w:rPr>
-        <w:t>`538.42 cents`</w:t>
+        <w:t>`538.37 cents`</w:t>
       </w:r>
       <w:r>
-        <w:t xml:space="preserve"> (+1.67).</w:t>
+        <w:t xml:space="preserve"> (+1.62).</w:t>
       </w:r>
     </w:p>
     <w:p>
@@ -11638,7 +11638,7 @@
         <w:rPr>
           <w:b/>
         </w:rPr>
-        <w:t>`389,348`</w:t>
+        <w:t>`191,255`</w:t>
       </w:r>
       <w:r>
         <w:t xml:space="preserve"> (Chênh lệch: </w:t>
@@ -11647,7 +11647,7 @@
         <w:rPr>
           <w:b/>
         </w:rPr>
-        <w:t>`+0`</w:t>
+        <w:t>`-198,093`</w:t>
       </w:r>
       <w:r>
         <w:t xml:space="preserve">) | OI: </w:t>
@@ -12012,7 +12012,7 @@
               <w:rPr>
                 <w:b/>
               </w:rPr>
-              <w:t>+0.80%</w:t>
+              <w:t>+0.00%</w:t>
             </w:r>
           </w:p>
         </w:tc>
@@ -12135,7 +12135,7 @@
               <w:rPr>
                 <w:b/>
               </w:rPr>
-              <w:t>+0.16%</w:t>
+              <w:t>+0.00%</w:t>
             </w:r>
           </w:p>
         </w:tc>
@@ -21796,10 +21796,10 @@
         <w:rPr>
           <w:b/>
         </w:rPr>
-        <w:t>`736.88 cents`</w:t>
+        <w:t>`737.04 cents`</w:t>
       </w:r>
       <w:r>
-        <w:t xml:space="preserve"> (+2.88).</w:t>
+        <w:t xml:space="preserve"> (+3.04).</w:t>
       </w:r>
     </w:p>
     <w:p>
@@ -21820,7 +21820,7 @@
         <w:rPr>
           <w:b/>
         </w:rPr>
-        <w:t>`160,558`</w:t>
+        <w:t>`100,203`</w:t>
       </w:r>
       <w:r>
         <w:t xml:space="preserve"> (Chênh lệch: </w:t>
@@ -21829,7 +21829,7 @@
         <w:rPr>
           <w:b/>
         </w:rPr>
-        <w:t>`+0`</w:t>
+        <w:t>`-60,355`</w:t>
       </w:r>
       <w:r>
         <w:t xml:space="preserve">) | OI: </w:t>
@@ -22194,7 +22194,7 @@
               <w:rPr>
                 <w:b/>
               </w:rPr>
-              <w:t>+0.80%</w:t>
+              <w:t>+0.00%</w:t>
             </w:r>
           </w:p>
         </w:tc>
@@ -22317,7 +22317,7 @@
               <w:rPr>
                 <w:b/>
               </w:rPr>
-              <w:t>+0.16%</w:t>
+              <w:t>+0.00%</w:t>
             </w:r>
           </w:p>
         </w:tc>

--- a/Daily Reports/06_09_2026-CBOT Reports.docx
+++ b/Daily Reports/06_09_2026-CBOT Reports.docx
@@ -104,7 +104,7 @@
           <w:color w:val="5C768D"/>
           <w:sz w:val="19"/>
         </w:rPr>
-        <w:t>Cập nhật tự động qua `macro_tracker.py` vào lúc 11:06 ICT ngày 06/09/2026</w:t>
+        <w:t>Cập nhật tự động qua `macro_tracker.py` vào lúc 13:52 ICT ngày 06/09/2026</w:t>
       </w:r>
     </w:p>
     <w:tbl>
@@ -1306,7 +1306,7 @@
           <w:color w:val="5C768D"/>
           <w:sz w:val="19"/>
         </w:rPr>
-        <w:t>Cập nhật tự động lúc 11:06 ICT ngày 06/09/2026 — Nguồn: NOAA, USDA, BOM Australia</w:t>
+        <w:t>Cập nhật tự động lúc 13:52 ICT ngày 06/09/2026 — Nguồn: NOAA, USDA, BOM Australia</w:t>
       </w:r>
     </w:p>
     <w:p>

--- a/Daily Reports/06_09_2026-CBOT Reports.docx
+++ b/Daily Reports/06_09_2026-CBOT Reports.docx
@@ -104,7 +104,7 @@
           <w:color w:val="5C768D"/>
           <w:sz w:val="19"/>
         </w:rPr>
-        <w:t>Cập nhật tự động qua `macro_tracker.py` vào lúc 13:52 ICT ngày 06/09/2026</w:t>
+        <w:t>Cập nhật tự động qua `macro_tracker.py` vào lúc 14:01 ICT ngày 06/09/2026</w:t>
       </w:r>
     </w:p>
     <w:tbl>
@@ -1306,7 +1306,7 @@
           <w:color w:val="5C768D"/>
           <w:sz w:val="19"/>
         </w:rPr>
-        <w:t>Cập nhật tự động lúc 13:52 ICT ngày 06/09/2026 — Nguồn: NOAA, USDA, BOM Australia</w:t>
+        <w:t>Cập nhật tự động lúc 14:01 ICT ngày 06/09/2026 — Nguồn: NOAA, USDA, BOM Australia</w:t>
       </w:r>
     </w:p>
     <w:p>

--- a/Daily Reports/06_09_2026-CBOT Reports.docx
+++ b/Daily Reports/06_09_2026-CBOT Reports.docx
@@ -104,7 +104,7 @@
           <w:color w:val="5C768D"/>
           <w:sz w:val="19"/>
         </w:rPr>
-        <w:t>Cập nhật tự động qua `macro_tracker.py` vào lúc 14:01 ICT ngày 06/09/2026</w:t>
+        <w:t>Cập nhật tự động qua `macro_tracker.py` vào lúc 20:06 ICT ngày 06/09/2026</w:t>
       </w:r>
     </w:p>
     <w:tbl>
@@ -1306,7 +1306,7 @@
           <w:color w:val="5C768D"/>
           <w:sz w:val="19"/>
         </w:rPr>
-        <w:t>Cập nhật tự động lúc 14:01 ICT ngày 06/09/2026 — Nguồn: NOAA, USDA, BOM Australia</w:t>
+        <w:t>Cập nhật tự động lúc 20:06 ICT ngày 06/09/2026 — Nguồn: NOAA, USDA, BOM Australia</w:t>
       </w:r>
     </w:p>
     <w:p>
@@ -13473,7 +13473,7 @@
         <w:t>Export Sales (Báo Cáo Mới Nhất):</w:t>
       </w:r>
       <w:r>
-        <w:t xml:space="preserve"> OK</w:t>
+        <w:t xml:space="preserve"> NoData</w:t>
       </w:r>
     </w:p>
     <w:p>
@@ -23645,7 +23645,7 @@
         <w:t>Export Sales (Báo Cáo Mới Nhất):</w:t>
       </w:r>
       <w:r>
-        <w:t xml:space="preserve"> OK</w:t>
+        <w:t xml:space="preserve"> NoData</w:t>
       </w:r>
     </w:p>
     <w:p>

--- a/Daily Reports/06_09_2026-CBOT Reports.docx
+++ b/Daily Reports/06_09_2026-CBOT Reports.docx
@@ -104,7 +104,7 @@
           <w:color w:val="5C768D"/>
           <w:sz w:val="19"/>
         </w:rPr>
-        <w:t>Cập nhật tự động qua `macro_tracker.py` vào lúc 20:06 ICT ngày 06/09/2026</w:t>
+        <w:t>Cập nhật tự động qua `macro_tracker.py` vào lúc 22:40 ICT ngày 06/09/2026</w:t>
       </w:r>
     </w:p>
     <w:tbl>
@@ -1306,7 +1306,7 @@
           <w:color w:val="5C768D"/>
           <w:sz w:val="19"/>
         </w:rPr>
-        <w:t>Cập nhật tự động lúc 20:06 ICT ngày 06/09/2026 — Nguồn: NOAA, USDA, BOM Australia</w:t>
+        <w:t>Cập nhật tự động lúc 22:40 ICT ngày 06/09/2026 — Nguồn: NOAA, USDA, BOM Australia</w:t>
       </w:r>
     </w:p>
     <w:p>
